--- a/participant/05_board_papers_and_minutes.docx
+++ b/participant/05_board_papers_and_minutes.docx
@@ -1232,7 +1232,7 @@
           <w:i w:val="0"/>
           <w:sz w:val="22"/>
         </w:rPr>
-        <w:t>Resolution 2: convene an EGM on 30 September to consider Aarav's removal as director and an issue of up to 5,000,000 equity shares at INR 1.80 each to Meridian and Riverstone Fintech Opportunities SPV. The minutes label the bridge a Reserved Matter and record Founder 1 approval as 'not applicable due conflict', although the contractual exception is not identified.</w:t>
+        <w:t>Resolution 2: convene an EGM on 30 September to consider Aarav's removal as director and an issue of up to 5,000,000 equity shares at INR 18.00 each to Meridian and Riverstone Fintech Opportunities SPV. The minutes label the bridge a Reserved Matter and record Founder 1 approval as 'not applicable due conflict', although the contractual exception is not identified.</w:t>
       </w:r>
     </w:p>
     <w:p>
@@ -1564,7 +1564,13 @@
           <w:i w:val="0"/>
           <w:sz w:val="22"/>
         </w:rPr>
-        <w:t>The Board recorded that the EGM special resolution authorised issue of up to 5,000,000 shares at not less than INR 1.80. It allotted 4,000,000 to Meridian for INR 72 million and 1,000,000 to Riverstone for INR 18 million. The executed subscription agreement is not in this file. Bank records show INR 72 million received 3 October and INR 17.1 million received 4 October; the missing INR 0.9 million is described by the CFO as 'withholding/fee netting', though share subscription money ordinarily does not match that description.</w:t>
+        <w:t>The Board recorded that the EGM special resolution authorised issue of up to 5,000,000 shares at not less than INR 18.00. It allotted 4,000,000 to Meridian for INR 72 million and 1,000,000 to Riverstone for INR 18 million. The executed subscription agreement is not in this file. Bank records show INR 72 million received 3 October and INR 17.1 million received 4 October; the missing INR 0.9 million is described by the CFO as 'withholding/fee netting', though share subscription money ordinarily does not match that description.</w:t>
+      </w:r>
+    </w:p>
+    <w:p>
+      <w:pPr/>
+      <w:r>
+        <w:t>Before the allotment, Kavya tabled a letter dated 30 September 2025 signed by Ananya Deshpande, Partner of Meridian's investment manager. The letter states that Meridian specifically waives, solely for this INR 18.00 bridge issue of up to 5,000,000 equity shares, any adjustment otherwise arising under SHA clause 7 from an issue below the Series A conversion price. It says all other clause 7 rights are reserved. The letter is reproduced in the collated pack, but the signatory's delegated-authority schedule is not included.</w:t>
       </w:r>
     </w:p>
     <w:p>
